--- a/PVK_Cinemas_Software_Requirements_Specification.docx
+++ b/PVK_Cinemas_Software_Requirements_Specification.docx
@@ -654,7 +654,7 @@
         <w:pStyle w:val="ListBullet"/>
       </w:pPr>
       <w:r>
-        <w:t>Payment processing.</w:t>
+        <w:t>Real financial payment gateways and live banking integrations (Simulated internal dummy payment is IN SCOPE).</w:t>
       </w:r>
     </w:p>
     <w:p>
@@ -686,7 +686,7 @@
         <w:pStyle w:val="ListBullet"/>
       </w:pPr>
       <w:r>
-        <w:t>Complex booking workflows.</w:t>
+        <w:t>Commercial third-party ticketing aggregator integrations (PVK internal simulated booking, 5-minute temporary seat holding, and ticket generation are IN SCOPE).</w:t>
       </w:r>
     </w:p>
     <w:p>
@@ -1386,7 +1386,7 @@
         <w:pStyle w:val="ListBullet"/>
       </w:pPr>
       <w:r>
-        <w:t>The first implementation does not require a payment gateway.</w:t>
+        <w:t>The implementation uses an internal simulated dummy payment engine (supporting Dummy Card, Dummy UPI, and Test Wallet) with deterministic outcomes; no live commercial payment gateway is required.</w:t>
       </w:r>
     </w:p>
     <w:p>
